--- a/APT122_005D/Equipo_Por_Definir/Fase_1/Evidencias_Grupales/1.5_FIX_AND_GO_EVA1_Grupal.docx
+++ b/APT122_005D/Equipo_Por_Definir/Fase_1/Evidencias_Grupales/1.5_FIX_AND_GO_EVA1_Grupal.docx
@@ -571,7 +571,7 @@
                 <w:bCs w:val="1"/>
                 <w:rtl w:val="0"/>
               </w:rPr>
-              <w:t>Datos reservados para la copia oficial de entrega.</w:t>
+              <w:t xml:space="preserve">21.786.854-8.  21.180.603-6. 21.861.546-5</w:t>
             </w:r>
           </w:p>
         </w:tc>
